--- a/content/muser/satire/hse-kettle-ptw-rams/index.docx
+++ b/content/muser/satire/hse-kettle-ptw-rams/index.docx
@@ -25,9 +25,6 @@
       </w:r>
     </w:p>
     <w:p>
-      <w:pPr>
-        <w:pStyle w:val="Heading2"/>
-      </w:pPr>
       <w:r>
         <w:t>Before Using the Office Kettle, Staff Must Complete RAMS</w:t>
       </w:r>
@@ -54,9 +51,6 @@
       </w:r>
     </w:p>
     <w:p>
-      <w:pPr>
-        <w:pStyle w:val="Heading3"/>
-      </w:pPr>
       <w:r>
         <w:t>The New HSE Truth: Kettles Are Lethal Weapons</w:t>
       </w:r>
@@ -97,9 +91,6 @@
       </w:r>
     </w:p>
     <w:p>
-      <w:pPr>
-        <w:pStyle w:val="Heading3"/>
-      </w:pPr>
       <w:r>
         <w:t>The Kettle RAMS Process™</w:t>
       </w:r>
@@ -110,9 +101,6 @@
       </w:r>
     </w:p>
     <w:p>
-      <w:pPr>
-        <w:pStyle w:val="Heading3"/>
-      </w:pPr>
       <w:r>
         <w:t>Step 1: Pre Boil Risk Assessment</w:t>
       </w:r>
@@ -145,9 +133,6 @@
       </w:r>
     </w:p>
     <w:p>
-      <w:pPr>
-        <w:pStyle w:val="Heading3"/>
-      </w:pPr>
       <w:r>
         <w:t>Step 2: Method Statement for Boiling Water</w:t>
       </w:r>
@@ -172,9 +157,6 @@
       </w:r>
     </w:p>
     <w:p>
-      <w:pPr>
-        <w:pStyle w:val="Heading3"/>
-      </w:pPr>
       <w:r>
         <w:t>Step 3: Mandatory PPE</w:t>
       </w:r>
@@ -201,9 +183,6 @@
       </w:r>
     </w:p>
     <w:p>
-      <w:pPr>
-        <w:pStyle w:val="Heading3"/>
-      </w:pPr>
       <w:r>
         <w:t>Step 4: Kettle Permit to Work (PTW KTL 01)</w:t>
       </w:r>
@@ -228,9 +207,6 @@
       </w:r>
     </w:p>
     <w:p>
-      <w:pPr>
-        <w:pStyle w:val="Heading3"/>
-      </w:pPr>
       <w:r>
         <w:t>Step 5: The Buddy System</w:t>
       </w:r>
@@ -255,9 +231,6 @@
       </w:r>
     </w:p>
     <w:p>
-      <w:pPr>
-        <w:pStyle w:val="Heading3"/>
-      </w:pPr>
       <w:r>
         <w:t>Step 6: The Boil</w:t>
       </w:r>
@@ -282,9 +255,6 @@
       </w:r>
     </w:p>
     <w:p>
-      <w:pPr>
-        <w:pStyle w:val="Heading3"/>
-      </w:pPr>
       <w:r>
         <w:t>Post Boil Reporting Requirements</w:t>
       </w:r>
@@ -307,9 +277,6 @@
       </w:r>
     </w:p>
     <w:p>
-      <w:pPr>
-        <w:pStyle w:val="Heading3"/>
-      </w:pPr>
       <w:r>
         <w:t>Why Stop There? Let’s Make It Even Safer.</w:t>
       </w:r>
@@ -340,9 +307,6 @@
       </w:r>
     </w:p>
     <w:p>
-      <w:pPr>
-        <w:pStyle w:val="Heading3"/>
-      </w:pPr>
       <w:r>
         <w:t>Conclusion: Tea Is Dangerous. Act Accordingly.</w:t>
       </w:r>
@@ -368,6 +332,42 @@
         <w:t>And if you think this is overkill?</w:t>
         <w:br/>
         <w:t>You clearly don’t care about employee wellbeing.</w:t>
+      </w:r>
+    </w:p>
+    <w:p>
+      <w:r>
+        <w:drawing>
+          <wp:inline xmlns:a="http://schemas.openxmlformats.org/drawingml/2006/main" xmlns:pic="http://schemas.openxmlformats.org/drawingml/2006/picture">
+            <wp:extent cx="4114800" cy="6172200"/>
+            <wp:docPr id="1" name="Picture 1"/>
+            <wp:cNvGraphicFramePr>
+              <a:graphicFrameLocks noChangeAspect="1"/>
+            </wp:cNvGraphicFramePr>
+            <a:graphic>
+              <a:graphicData uri="http://schemas.openxmlformats.org/drawingml/2006/picture">
+                <pic:pic>
+                  <pic:nvPicPr>
+                    <pic:cNvPr id="0" name="kettlethumb.png"/>
+                    <pic:cNvPicPr/>
+                  </pic:nvPicPr>
+                  <pic:blipFill>
+                    <a:blip r:embed="rId9"/>
+                    <a:stretch>
+                      <a:fillRect/>
+                    </a:stretch>
+                  </pic:blipFill>
+                  <pic:spPr>
+                    <a:xfrm>
+                      <a:off x="0" y="0"/>
+                      <a:ext cx="4114800" cy="6172200"/>
+                    </a:xfrm>
+                    <a:prstGeom prst="rect"/>
+                  </pic:spPr>
+                </pic:pic>
+              </a:graphicData>
+            </a:graphic>
+          </wp:inline>
+        </w:drawing>
       </w:r>
     </w:p>
     <w:sectPr>
